--- a/data/analysis/Reportes/Archivo/Analisis_Hidrometeorologico_2026-09-07.docx
+++ b/data/analysis/Reportes/Archivo/Analisis_Hidrometeorologico_2026-09-07.docx
@@ -640,7 +640,7 @@
                 <w:b w:val="0"/>
                 <w:sz w:val="16"/>
               </w:rPr>
-              <w:t>15.80 m</w:t>
+              <w:t>138.33 m</w:t>
             </w:r>
           </w:p>
         </w:tc>
@@ -655,7 +655,7 @@
                 <w:b w:val="0"/>
                 <w:sz w:val="16"/>
               </w:rPr>
-              <w:t>5.00 m³/s</w:t>
+              <w:t>274.45 m³/s</w:t>
             </w:r>
           </w:p>
         </w:tc>
@@ -685,7 +685,7 @@
                 <w:b w:val="0"/>
                 <w:sz w:val="16"/>
               </w:rPr>
-              <w:t>35.5 °C</w:t>
+              <w:t>34.0 °C</w:t>
             </w:r>
           </w:p>
         </w:tc>
@@ -700,7 +700,7 @@
                 <w:b w:val="0"/>
                 <w:sz w:val="16"/>
               </w:rPr>
-              <w:t>25.0 °C</w:t>
+              <w:t>22.5 °C</w:t>
             </w:r>
           </w:p>
         </w:tc>

--- a/data/analysis/Reportes/Archivo/Analisis_Hidrometeorologico_2026-09-07.docx
+++ b/data/analysis/Reportes/Archivo/Analisis_Hidrometeorologico_2026-09-07.docx
@@ -35,7 +35,7 @@
           <w:rFonts w:ascii="Arial" w:hAnsi="Arial"/>
           <w:sz w:val="19"/>
         </w:rPr>
-        <w:t>CORTE: 2026-09-07 11:00</w:t>
+        <w:t>CORTE: 2026-09-07 14:31</w:t>
       </w:r>
     </w:p>
     <w:p>
@@ -75,7 +75,7 @@
           <w:rFonts w:ascii="Arial" w:hAnsi="Arial"/>
           <w:sz w:val="19"/>
         </w:rPr>
-        <w:t>Al corte de las 11:00 h, la lectura debe mantenerse integrada y no por cuencas aisladas. La señal hidrométrica más reciente tiene como referencia principal el corte vigente de niveles y la lluvia observada/prevista sobre Guatemala, Chiapas y Tabasco. El mayor cambio de 24 h entre estaciones observadas es Gaviotas +0.30 m/24 h. La prioridad operativa es confirmar cualquier cambio de escenario con coincidencia de lluvia, saturación, niveles, caudales y operación de presas; el pronóstico por sí solo no constituye una creciente confirmada.</w:t>
+        <w:t>Al corte de las 14:31 h, la lectura debe mantenerse integrada y no por cuencas aisladas. La señal hidrométrica más reciente tiene como referencia principal el corte vigente de niveles y la lluvia observada/prevista sobre Guatemala, Chiapas y Tabasco. El mayor cambio de 24 h entre estaciones observadas es El Muelle +0.26 m/24 h. La prioridad operativa es confirmar cualquier cambio de escenario con coincidencia de lluvia, saturación, niveles, caudales y operación de presas; el pronóstico por sí solo no constituye una creciente confirmada.</w:t>
       </w:r>
     </w:p>
     <w:p>
@@ -315,7 +315,7 @@
           <w:rFonts w:ascii="Arial" w:hAnsi="Arial"/>
           <w:sz w:val="19"/>
         </w:rPr>
-        <w:t>Boca del Cerro registra 12.55 m, con variación de 24 h -0.05 m. En la cuenca alta de Guatemala, El Tigre reporta 5.75 m y 1008.6 m³/s; El Porvenir/La Pasión 2.03 m y 213.8 m³/s. La secuencia de vigilancia se mantiene Guatemala → Boca del Cerro/Tenosique → Balancán → Emiliano Zapata → Jonuta → Centla. Pronóstico SMN para Usumacinta: 0-24 h: 5 a 25 mm; 24-48 h: 25 a 50 mm; 48-72 h: 50 a 75 mm; 72-96 h: 75 a 150 mm.</w:t>
+        <w:t>Boca del Cerro registra 12.55 m, con variación de 24 h -0.05 m. En la cuenca alta de Guatemala, El Tigre reporta 5.75 m y 1008.6 m³/s; El Porvenir/La Pasión 2.03 m y 213.8 m³/s. La secuencia de vigilancia se mantiene Guatemala → Boca del Cerro/Tenosique → Balancán → Emiliano Zapata → Jonuta → Centla. Pronóstico SMN para Usumacinta: 0-24 h: 5 a 25 mm; 24-48 h: 25 a 50 mm; 48-72 h: 25 a 50 mm; 72-96 h: 5 a 25 mm.</w:t>
       </w:r>
     </w:p>
     <w:tbl>
@@ -738,7 +738,7 @@
           <w:rFonts w:ascii="Arial" w:hAnsi="Arial"/>
           <w:sz w:val="19"/>
         </w:rPr>
-        <w:t>Los Ríos Serranos tienen respuesta más rápida que el Usumacinta. Oxolotán 34.03 m, Tapijulapa 15.79 m, Teapa 33.69 m y Puyacatengo 25.02 m. Deben vigilarse primero lluvia horaria y estaciones aguas arriba antes de esperar una respuesta en el Grijalva de Villahermosa. Pronóstico SMN Bajo Grijalva–Ríos de la Sierra: 0-24 h: 25 a 50 mm; 24-48 h: 5 a 25 mm; 48-72 h: 25 a 50 mm; 72-96 h: 50 a 75 mm.</w:t>
+        <w:t>Los Ríos Serranos tienen respuesta más rápida que el Usumacinta. Oxolotán 34.03 m, Tapijulapa 15.79 m, Teapa 33.69 m y Puyacatengo 25.02 m. Deben vigilarse primero lluvia horaria y estaciones aguas arriba antes de esperar una respuesta en el Grijalva de Villahermosa. Pronóstico SMN Bajo Grijalva–Ríos de la Sierra: 0-24 h: 5 a 25 mm; 24-48 h: 50 a 75 mm; 48-72 h: 25 a 50 mm; 72-96 h: 5 a 25 mm.</w:t>
       </w:r>
     </w:p>
     <w:tbl>
@@ -1196,7 +1196,7 @@
           <w:rFonts w:ascii="Arial" w:hAnsi="Arial"/>
           <w:sz w:val="19"/>
         </w:rPr>
-        <w:t>Samaria registra 11.40 m y González/Carrizal 3.45 m. El gasto de Peñitas no debe equipararse automáticamente con el gasto que llega a cada brazo: deben incorporarse Platanar y otras aportaciones de cuenca libre y considerar la distribución hidráulica posterior. Como referencia operativa se conserva aproximadamente 70 % hacia Samaria y 30 % hacia Carrizal, sujeta a condiciones hidráulicas y a la operación de El Macayo.</w:t>
+        <w:t>Samaria registra 11.44 m y González/Carrizal 3.45 m. El gasto de Peñitas no debe equipararse automáticamente con el gasto que llega a cada brazo: deben incorporarse Platanar y otras aportaciones de cuenca libre y considerar la distribución hidráulica posterior. Como referencia operativa se conserva aproximadamente 70 % hacia Samaria y 30 % hacia Carrizal, sujeta a condiciones hidráulicas y a la operación de El Macayo.</w:t>
       </w:r>
     </w:p>
     <w:tbl>
@@ -1331,7 +1331,7 @@
                 <w:b w:val="0"/>
                 <w:sz w:val="16"/>
               </w:rPr>
-              <w:t>11.40 m</w:t>
+              <w:t>11.44 m</w:t>
             </w:r>
           </w:p>
         </w:tc>
@@ -1852,7 +1852,7 @@
           <w:rFonts w:ascii="Arial" w:hAnsi="Arial"/>
           <w:sz w:val="19"/>
         </w:rPr>
-        <w:t>El diagnóstico integrado del corte de las 11:00 h se mantiene condicionado por la evolución conjunta de Guatemala–Usumacinta–Boca del Cerro, Ríos Serranos–Pichucalco–Grijalva bajo, la cascada de presas y Peñitas/cuenca libre–Mezcalapa–Samaria–Carrizal. Ningún componente debe interpretarse de manera aislada. La señal operativa debe escalar únicamente cuando coincidan magnitud, persistencia y respuesta observada.</w:t>
+        <w:t>El diagnóstico integrado del corte de las 14:31 h se mantiene condicionado por la evolución conjunta de Guatemala–Usumacinta–Boca del Cerro, Ríos Serranos–Pichucalco–Grijalva bajo, la cascada de presas y Peñitas/cuenca libre–Mezcalapa–Samaria–Carrizal. Ningún componente debe interpretarse de manera aislada. La señal operativa debe escalar únicamente cuando coincidan magnitud, persistencia y respuesta observada.</w:t>
       </w:r>
     </w:p>
     <w:p>
@@ -2196,7 +2196,7 @@
                 <w:b w:val="0"/>
                 <w:sz w:val="16"/>
               </w:rPr>
-              <w:t>2026-09-07T11:43:29.601900-06:00</w:t>
+              <w:t>2026-09-07T14:08:59.059888-06:00</w:t>
             </w:r>
           </w:p>
         </w:tc>
@@ -2258,7 +2258,7 @@
                 <w:b w:val="0"/>
                 <w:sz w:val="16"/>
               </w:rPr>
-              <w:t>2026-09-07T11:43:29.601900-06:00</w:t>
+              <w:t>2026-09-07T14:08:59.059888-06:00</w:t>
             </w:r>
           </w:p>
         </w:tc>

--- a/data/analysis/Reportes/Archivo/Analisis_Hidrometeorologico_2026-09-07.docx
+++ b/data/analysis/Reportes/Archivo/Analisis_Hidrometeorologico_2026-09-07.docx
@@ -35,7 +35,7 @@
           <w:rFonts w:ascii="Arial" w:hAnsi="Arial"/>
           <w:sz w:val="19"/>
         </w:rPr>
-        <w:t>CORTE: 2026-09-07 14:31</w:t>
+        <w:t>CORTE: 2026-09-07 19:48</w:t>
       </w:r>
     </w:p>
     <w:p>
@@ -75,7 +75,7 @@
           <w:rFonts w:ascii="Arial" w:hAnsi="Arial"/>
           <w:sz w:val="19"/>
         </w:rPr>
-        <w:t>Al corte de las 14:31 h, la lectura debe mantenerse integrada y no por cuencas aisladas. La señal hidrométrica más reciente tiene como referencia principal el corte vigente de niveles y la lluvia observada/prevista sobre Guatemala, Chiapas y Tabasco. El mayor cambio de 24 h entre estaciones observadas es El Muelle +0.26 m/24 h. La prioridad operativa es confirmar cualquier cambio de escenario con coincidencia de lluvia, saturación, niveles, caudales y operación de presas; el pronóstico por sí solo no constituye una creciente confirmada.</w:t>
+        <w:t>Al corte de las 19:48 h, la lectura debe mantenerse integrada y no por cuencas aisladas. La señal hidrométrica más reciente tiene como referencia principal el corte vigente de niveles y la lluvia observada/prevista sobre Guatemala, Chiapas y Tabasco. El mayor cambio de 24 h entre estaciones observadas es Gaviotas +0.22 m/24 h. La prioridad operativa es confirmar cualquier cambio de escenario con coincidencia de lluvia, saturación, niveles, caudales y operación de presas; el pronóstico por sí solo no constituye una creciente confirmada.</w:t>
       </w:r>
     </w:p>
     <w:p>
@@ -315,7 +315,7 @@
           <w:rFonts w:ascii="Arial" w:hAnsi="Arial"/>
           <w:sz w:val="19"/>
         </w:rPr>
-        <w:t>Boca del Cerro registra 12.55 m, con variación de 24 h -0.05 m. En la cuenca alta de Guatemala, El Tigre reporta 5.75 m y 1008.6 m³/s; El Porvenir/La Pasión 2.03 m y 213.8 m³/s. La secuencia de vigilancia se mantiene Guatemala → Boca del Cerro/Tenosique → Balancán → Emiliano Zapata → Jonuta → Centla. Pronóstico SMN para Usumacinta: 0-24 h: 5 a 25 mm; 24-48 h: 25 a 50 mm; 48-72 h: 25 a 50 mm; 72-96 h: 5 a 25 mm.</w:t>
+        <w:t>Boca del Cerro registra 12.55 m, con variación de 24 h +0.05 m. En la cuenca alta de Guatemala, El Tigre reporta 5.74 m y 1004.3 m³/s; El Porvenir/La Pasión 2.01 m y 210.7 m³/s. La secuencia de vigilancia se mantiene Guatemala → Boca del Cerro/Tenosique → Balancán → Emiliano Zapata → Jonuta → Centla. Pronóstico SMN para Usumacinta: 0-24 h: 5 a 25 mm; 24-48 h: 25 a 50 mm; 48-72 h: 25 a 50 mm; 72-96 h: 5 a 25 mm.</w:t>
       </w:r>
     </w:p>
     <w:tbl>
@@ -403,7 +403,7 @@
                 <w:b w:val="0"/>
                 <w:sz w:val="16"/>
               </w:rPr>
-              <w:t>5.75 m; 1008.6 m³/s</w:t>
+              <w:t>5.74 m; 1004.3 m³/s</w:t>
             </w:r>
           </w:p>
         </w:tc>
@@ -450,7 +450,7 @@
                 <w:b w:val="0"/>
                 <w:sz w:val="16"/>
               </w:rPr>
-              <w:t>12.55 m; Δ24 h -0.05 m</w:t>
+              <w:t>12.55 m; Δ24 h +0.05 m</w:t>
             </w:r>
           </w:p>
         </w:tc>
@@ -738,7 +738,7 @@
           <w:rFonts w:ascii="Arial" w:hAnsi="Arial"/>
           <w:sz w:val="19"/>
         </w:rPr>
-        <w:t>Los Ríos Serranos tienen respuesta más rápida que el Usumacinta. Oxolotán 34.03 m, Tapijulapa 15.79 m, Teapa 33.69 m y Puyacatengo 25.02 m. Deben vigilarse primero lluvia horaria y estaciones aguas arriba antes de esperar una respuesta en el Grijalva de Villahermosa. Pronóstico SMN Bajo Grijalva–Ríos de la Sierra: 0-24 h: 5 a 25 mm; 24-48 h: 50 a 75 mm; 48-72 h: 25 a 50 mm; 72-96 h: 5 a 25 mm.</w:t>
+        <w:t>Los Ríos Serranos tienen respuesta más rápida que el Usumacinta. Oxolotán 34.02 m, Tapijulapa 15.79 m, Teapa 33.69 m y Puyacatengo 25.02 m. Deben vigilarse primero lluvia horaria y estaciones aguas arriba antes de esperar una respuesta en el Grijalva de Villahermosa. Pronóstico SMN Bajo Grijalva–Ríos de la Sierra: 0-24 h: 5 a 25 mm; 24-48 h: 50 a 75 mm; 48-72 h: 25 a 50 mm; 72-96 h: 5 a 25 mm.</w:t>
       </w:r>
     </w:p>
     <w:tbl>
@@ -967,7 +967,7 @@
                 <w:b w:val="0"/>
                 <w:sz w:val="16"/>
               </w:rPr>
-              <w:t>Salto de Agua 2.16 m; Macuspana 1.14 m</w:t>
+              <w:t>Salto de Agua 2.16 m; Macuspana 1.13 m</w:t>
             </w:r>
           </w:p>
         </w:tc>
@@ -1015,13 +1015,17 @@
         <w:tblLook w:firstColumn="1" w:firstRow="1" w:lastColumn="0" w:lastRow="0" w:noHBand="0" w:noVBand="1" w:val="04A0"/>
       </w:tblPr>
       <w:tblGrid>
-        <w:gridCol w:w="5256"/>
-        <w:gridCol w:w="5256"/>
+        <w:gridCol w:w="1752"/>
+        <w:gridCol w:w="1752"/>
+        <w:gridCol w:w="1752"/>
+        <w:gridCol w:w="1752"/>
+        <w:gridCol w:w="1752"/>
+        <w:gridCol w:w="1752"/>
       </w:tblGrid>
       <w:tr>
         <w:tc>
           <w:tcPr>
-            <w:tcW w:type="dxa" w:w="5256"/>
+            <w:tcW w:type="dxa" w:w="1752"/>
           </w:tcPr>
           <w:p>
             <w:r>
@@ -1036,7 +1040,7 @@
         </w:tc>
         <w:tc>
           <w:tcPr>
-            <w:tcW w:type="dxa" w:w="5256"/>
+            <w:tcW w:type="dxa" w:w="1752"/>
           </w:tcPr>
           <w:p>
             <w:r>
@@ -1045,7 +1049,67 @@
                 <w:b/>
                 <w:sz w:val="16"/>
               </w:rPr>
-              <w:t>Dato disponible en FUENTE2</w:t>
+              <w:t>Elevación actual (msnm)</w:t>
+            </w:r>
+          </w:p>
+        </w:tc>
+        <w:tc>
+          <w:tcPr>
+            <w:tcW w:type="dxa" w:w="1752"/>
+          </w:tcPr>
+          <w:p>
+            <w:r>
+              <w:rPr>
+                <w:rFonts w:ascii="Arial" w:hAnsi="Arial"/>
+                <w:b/>
+                <w:sz w:val="16"/>
+              </w:rPr>
+              <w:t>Llenado al NAMO (%)</w:t>
+            </w:r>
+          </w:p>
+        </w:tc>
+        <w:tc>
+          <w:tcPr>
+            <w:tcW w:type="dxa" w:w="1752"/>
+          </w:tcPr>
+          <w:p>
+            <w:r>
+              <w:rPr>
+                <w:rFonts w:ascii="Arial" w:hAnsi="Arial"/>
+                <w:b/>
+                <w:sz w:val="16"/>
+              </w:rPr>
+              <w:t>Extracción prom. 24 h (m³/s)</w:t>
+            </w:r>
+          </w:p>
+        </w:tc>
+        <w:tc>
+          <w:tcPr>
+            <w:tcW w:type="dxa" w:w="1752"/>
+          </w:tcPr>
+          <w:p>
+            <w:r>
+              <w:rPr>
+                <w:rFonts w:ascii="Arial" w:hAnsi="Arial"/>
+                <w:b/>
+                <w:sz w:val="16"/>
+              </w:rPr>
+              <w:t>Precip. diaria (mm)</w:t>
+            </w:r>
+          </w:p>
+        </w:tc>
+        <w:tc>
+          <w:tcPr>
+            <w:tcW w:type="dxa" w:w="1752"/>
+          </w:tcPr>
+          <w:p>
+            <w:r>
+              <w:rPr>
+                <w:rFonts w:ascii="Arial" w:hAnsi="Arial"/>
+                <w:b/>
+                <w:sz w:val="16"/>
+              </w:rPr>
+              <w:t>Dif. nivel 24 h (m)</w:t>
             </w:r>
           </w:p>
         </w:tc>
@@ -1053,7 +1117,7 @@
       <w:tr>
         <w:tc>
           <w:tcPr>
-            <w:tcW w:type="dxa" w:w="5256"/>
+            <w:tcW w:type="dxa" w:w="1752"/>
           </w:tcPr>
           <w:p>
             <w:r>
@@ -1068,7 +1132,7 @@
         </w:tc>
         <w:tc>
           <w:tcPr>
-            <w:tcW w:type="dxa" w:w="5256"/>
+            <w:tcW w:type="dxa" w:w="1752"/>
           </w:tcPr>
           <w:p>
             <w:r>
@@ -1077,15 +1141,13 @@
                 <w:b w:val="0"/>
                 <w:sz w:val="16"/>
               </w:rPr>
-              <w:t>Angostura 19736.43 14,479.69 517.19 7,610 517.18 48.91 -4.14 -9.62 228.34 46.5 -0.01 -22.32</w:t>
+              <w:t>517.18</w:t>
             </w:r>
           </w:p>
         </w:tc>
-      </w:tr>
-      <w:tr>
         <w:tc>
           <w:tcPr>
-            <w:tcW w:type="dxa" w:w="5256"/>
+            <w:tcW w:type="dxa" w:w="1752"/>
           </w:tcPr>
           <w:p>
             <w:r>
@@ -1094,13 +1156,13 @@
                 <w:b w:val="0"/>
                 <w:sz w:val="16"/>
               </w:rPr>
-              <w:t>Chicoasen</w:t>
+              <w:t>48.91</w:t>
             </w:r>
           </w:p>
         </w:tc>
         <w:tc>
           <w:tcPr>
-            <w:tcW w:type="dxa" w:w="5256"/>
+            <w:tcW w:type="dxa" w:w="1752"/>
           </w:tcPr>
           <w:p>
             <w:r>
@@ -1109,7 +1171,37 @@
                 <w:b w:val="0"/>
                 <w:sz w:val="16"/>
               </w:rPr>
-              <w:t>Chicoasen 1,433.09 1,351.54 390.76 1,348 391.44 98.24 13.53 330.01 0.0 0.68 -3.56</w:t>
+              <w:t>228.34</w:t>
+            </w:r>
+          </w:p>
+        </w:tc>
+        <w:tc>
+          <w:tcPr>
+            <w:tcW w:type="dxa" w:w="1752"/>
+          </w:tcPr>
+          <w:p>
+            <w:r>
+              <w:rPr>
+                <w:rFonts w:ascii="Arial" w:hAnsi="Arial"/>
+                <w:b w:val="0"/>
+                <w:sz w:val="16"/>
+              </w:rPr>
+              <w:t>46.5</w:t>
+            </w:r>
+          </w:p>
+        </w:tc>
+        <w:tc>
+          <w:tcPr>
+            <w:tcW w:type="dxa" w:w="1752"/>
+          </w:tcPr>
+          <w:p>
+            <w:r>
+              <w:rPr>
+                <w:rFonts w:ascii="Arial" w:hAnsi="Arial"/>
+                <w:b w:val="0"/>
+                <w:sz w:val="16"/>
+              </w:rPr>
+              <w:t>-0.01</w:t>
             </w:r>
           </w:p>
         </w:tc>
@@ -1117,7 +1209,99 @@
       <w:tr>
         <w:tc>
           <w:tcPr>
-            <w:tcW w:type="dxa" w:w="5256"/>
+            <w:tcW w:type="dxa" w:w="1752"/>
+          </w:tcPr>
+          <w:p>
+            <w:r>
+              <w:rPr>
+                <w:rFonts w:ascii="Arial" w:hAnsi="Arial"/>
+                <w:b w:val="0"/>
+                <w:sz w:val="16"/>
+              </w:rPr>
+              <w:t>Chicoasén</w:t>
+            </w:r>
+          </w:p>
+        </w:tc>
+        <w:tc>
+          <w:tcPr>
+            <w:tcW w:type="dxa" w:w="1752"/>
+          </w:tcPr>
+          <w:p>
+            <w:r>
+              <w:rPr>
+                <w:rFonts w:ascii="Arial" w:hAnsi="Arial"/>
+                <w:b w:val="0"/>
+                <w:sz w:val="16"/>
+              </w:rPr>
+              <w:t>391.44</w:t>
+            </w:r>
+          </w:p>
+        </w:tc>
+        <w:tc>
+          <w:tcPr>
+            <w:tcW w:type="dxa" w:w="1752"/>
+          </w:tcPr>
+          <w:p>
+            <w:r>
+              <w:rPr>
+                <w:rFonts w:ascii="Arial" w:hAnsi="Arial"/>
+                <w:b w:val="0"/>
+                <w:sz w:val="16"/>
+              </w:rPr>
+              <w:t>98.24</w:t>
+            </w:r>
+          </w:p>
+        </w:tc>
+        <w:tc>
+          <w:tcPr>
+            <w:tcW w:type="dxa" w:w="1752"/>
+          </w:tcPr>
+          <w:p>
+            <w:r>
+              <w:rPr>
+                <w:rFonts w:ascii="Arial" w:hAnsi="Arial"/>
+                <w:b w:val="0"/>
+                <w:sz w:val="16"/>
+              </w:rPr>
+              <w:t>330.01</w:t>
+            </w:r>
+          </w:p>
+        </w:tc>
+        <w:tc>
+          <w:tcPr>
+            <w:tcW w:type="dxa" w:w="1752"/>
+          </w:tcPr>
+          <w:p>
+            <w:r>
+              <w:rPr>
+                <w:rFonts w:ascii="Arial" w:hAnsi="Arial"/>
+                <w:b w:val="0"/>
+                <w:sz w:val="16"/>
+              </w:rPr>
+              <w:t>0.0</w:t>
+            </w:r>
+          </w:p>
+        </w:tc>
+        <w:tc>
+          <w:tcPr>
+            <w:tcW w:type="dxa" w:w="1752"/>
+          </w:tcPr>
+          <w:p>
+            <w:r>
+              <w:rPr>
+                <w:rFonts w:ascii="Arial" w:hAnsi="Arial"/>
+                <w:b w:val="0"/>
+                <w:sz w:val="16"/>
+              </w:rPr>
+              <w:t>+0.68</w:t>
+            </w:r>
+          </w:p>
+        </w:tc>
+      </w:tr>
+      <w:tr>
+        <w:tc>
+          <w:tcPr>
+            <w:tcW w:type="dxa" w:w="1752"/>
           </w:tcPr>
           <w:p>
             <w:r>
@@ -1132,7 +1316,7 @@
         </w:tc>
         <w:tc>
           <w:tcPr>
-            <w:tcW w:type="dxa" w:w="5256"/>
+            <w:tcW w:type="dxa" w:w="1752"/>
           </w:tcPr>
           <w:p>
             <w:r>
@@ -1141,7 +1325,67 @@
                 <w:b w:val="0"/>
                 <w:sz w:val="16"/>
               </w:rPr>
-              <w:t>Malpaso 14,056.10 10,796.85 163.31 7,156 163.29 57.80 -4.84 -7.55 360.24 3.0 -0.02 -24.71</w:t>
+              <w:t>163.29</w:t>
+            </w:r>
+          </w:p>
+        </w:tc>
+        <w:tc>
+          <w:tcPr>
+            <w:tcW w:type="dxa" w:w="1752"/>
+          </w:tcPr>
+          <w:p>
+            <w:r>
+              <w:rPr>
+                <w:rFonts w:ascii="Arial" w:hAnsi="Arial"/>
+                <w:b w:val="0"/>
+                <w:sz w:val="16"/>
+              </w:rPr>
+              <w:t>57.80</w:t>
+            </w:r>
+          </w:p>
+        </w:tc>
+        <w:tc>
+          <w:tcPr>
+            <w:tcW w:type="dxa" w:w="1752"/>
+          </w:tcPr>
+          <w:p>
+            <w:r>
+              <w:rPr>
+                <w:rFonts w:ascii="Arial" w:hAnsi="Arial"/>
+                <w:b w:val="0"/>
+                <w:sz w:val="16"/>
+              </w:rPr>
+              <w:t>360.24</w:t>
+            </w:r>
+          </w:p>
+        </w:tc>
+        <w:tc>
+          <w:tcPr>
+            <w:tcW w:type="dxa" w:w="1752"/>
+          </w:tcPr>
+          <w:p>
+            <w:r>
+              <w:rPr>
+                <w:rFonts w:ascii="Arial" w:hAnsi="Arial"/>
+                <w:b w:val="0"/>
+                <w:sz w:val="16"/>
+              </w:rPr>
+              <w:t>3.0</w:t>
+            </w:r>
+          </w:p>
+        </w:tc>
+        <w:tc>
+          <w:tcPr>
+            <w:tcW w:type="dxa" w:w="1752"/>
+          </w:tcPr>
+          <w:p>
+            <w:r>
+              <w:rPr>
+                <w:rFonts w:ascii="Arial" w:hAnsi="Arial"/>
+                <w:b w:val="0"/>
+                <w:sz w:val="16"/>
+              </w:rPr>
+              <w:t>-0.02</w:t>
             </w:r>
           </w:p>
         </w:tc>
@@ -1149,7 +1393,7 @@
       <w:tr>
         <w:tc>
           <w:tcPr>
-            <w:tcW w:type="dxa" w:w="5256"/>
+            <w:tcW w:type="dxa" w:w="1752"/>
           </w:tcPr>
           <w:p>
             <w:r>
@@ -1164,7 +1408,7 @@
         </w:tc>
         <w:tc>
           <w:tcPr>
-            <w:tcW w:type="dxa" w:w="5256"/>
+            <w:tcW w:type="dxa" w:w="1752"/>
           </w:tcPr>
           <w:p>
             <w:r>
@@ -1173,7 +1417,67 @@
                 <w:b w:val="0"/>
                 <w:sz w:val="16"/>
               </w:rPr>
-              <w:t>Peñitas 1,485 1,091.00 85.96 362.37 85.94 83.53 -0.41 425.42 0.0 -0.02 -9.56</w:t>
+              <w:t>85.94</w:t>
+            </w:r>
+          </w:p>
+        </w:tc>
+        <w:tc>
+          <w:tcPr>
+            <w:tcW w:type="dxa" w:w="1752"/>
+          </w:tcPr>
+          <w:p>
+            <w:r>
+              <w:rPr>
+                <w:rFonts w:ascii="Arial" w:hAnsi="Arial"/>
+                <w:b w:val="0"/>
+                <w:sz w:val="16"/>
+              </w:rPr>
+              <w:t>83.53</w:t>
+            </w:r>
+          </w:p>
+        </w:tc>
+        <w:tc>
+          <w:tcPr>
+            <w:tcW w:type="dxa" w:w="1752"/>
+          </w:tcPr>
+          <w:p>
+            <w:r>
+              <w:rPr>
+                <w:rFonts w:ascii="Arial" w:hAnsi="Arial"/>
+                <w:b w:val="0"/>
+                <w:sz w:val="16"/>
+              </w:rPr>
+              <w:t>425.42</w:t>
+            </w:r>
+          </w:p>
+        </w:tc>
+        <w:tc>
+          <w:tcPr>
+            <w:tcW w:type="dxa" w:w="1752"/>
+          </w:tcPr>
+          <w:p>
+            <w:r>
+              <w:rPr>
+                <w:rFonts w:ascii="Arial" w:hAnsi="Arial"/>
+                <w:b w:val="0"/>
+                <w:sz w:val="16"/>
+              </w:rPr>
+              <w:t>0.0</w:t>
+            </w:r>
+          </w:p>
+        </w:tc>
+        <w:tc>
+          <w:tcPr>
+            <w:tcW w:type="dxa" w:w="1752"/>
+          </w:tcPr>
+          <w:p>
+            <w:r>
+              <w:rPr>
+                <w:rFonts w:ascii="Arial" w:hAnsi="Arial"/>
+                <w:b w:val="0"/>
+                <w:sz w:val="16"/>
+              </w:rPr>
+              <w:t>-0.02</w:t>
             </w:r>
           </w:p>
         </w:tc>
@@ -1196,7 +1500,7 @@
           <w:rFonts w:ascii="Arial" w:hAnsi="Arial"/>
           <w:sz w:val="19"/>
         </w:rPr>
-        <w:t>Samaria registra 11.44 m y González/Carrizal 3.45 m. El gasto de Peñitas no debe equipararse automáticamente con el gasto que llega a cada brazo: deben incorporarse Platanar y otras aportaciones de cuenca libre y considerar la distribución hidráulica posterior. Como referencia operativa se conserva aproximadamente 70 % hacia Samaria y 30 % hacia Carrizal, sujeta a condiciones hidráulicas y a la operación de El Macayo.</w:t>
+        <w:t>Samaria registra 11.74 m y González/Carrizal 3.37 m. El gasto de Peñitas no debe equipararse automáticamente con el gasto que llega a cada brazo: deben incorporarse Platanar y otras aportaciones de cuenca libre y considerar la distribución hidráulica posterior. Como referencia operativa se conserva aproximadamente 70 % hacia Samaria y 30 % hacia Carrizal, sujeta a condiciones hidráulicas y a la operación de El Macayo.</w:t>
       </w:r>
     </w:p>
     <w:tbl>
@@ -1331,7 +1635,7 @@
                 <w:b w:val="0"/>
                 <w:sz w:val="16"/>
               </w:rPr>
-              <w:t>11.44 m</w:t>
+              <w:t>11.74 m</w:t>
             </w:r>
           </w:p>
         </w:tc>
@@ -1378,7 +1682,7 @@
                 <w:b w:val="0"/>
                 <w:sz w:val="16"/>
               </w:rPr>
-              <w:t>González 3.45 m</w:t>
+              <w:t>González 3.37 m</w:t>
             </w:r>
           </w:p>
         </w:tc>
@@ -1852,7 +2156,7 @@
           <w:rFonts w:ascii="Arial" w:hAnsi="Arial"/>
           <w:sz w:val="19"/>
         </w:rPr>
-        <w:t>El diagnóstico integrado del corte de las 14:31 h se mantiene condicionado por la evolución conjunta de Guatemala–Usumacinta–Boca del Cerro, Ríos Serranos–Pichucalco–Grijalva bajo, la cascada de presas y Peñitas/cuenca libre–Mezcalapa–Samaria–Carrizal. Ningún componente debe interpretarse de manera aislada. La señal operativa debe escalar únicamente cuando coincidan magnitud, persistencia y respuesta observada.</w:t>
+        <w:t>El diagnóstico integrado del corte de las 19:48 h se mantiene condicionado por la evolución conjunta de Guatemala–Usumacinta–Boca del Cerro, Ríos Serranos–Pichucalco–Grijalva bajo, la cascada de presas y Peñitas/cuenca libre–Mezcalapa–Samaria–Carrizal. Ningún componente debe interpretarse de manera aislada. La señal operativa debe escalar únicamente cuando coincidan magnitud, persistencia y respuesta observada.</w:t>
       </w:r>
     </w:p>
     <w:p>
@@ -1982,18 +2286,6 @@
           <w:rFonts w:ascii="Arial" w:hAnsi="Arial"/>
           <w:sz w:val="19"/>
         </w:rPr>
-        <w:t>WeatherLink: ACALA PCIVILCHIAPAS 11.4 mm/24 h</w:t>
-      </w:r>
-    </w:p>
-    <w:p>
-      <w:pPr>
-        <w:pStyle w:val="ListBullet"/>
-      </w:pPr>
-      <w:r>
-        <w:rPr>
-          <w:rFonts w:ascii="Arial" w:hAnsi="Arial"/>
-          <w:sz w:val="19"/>
-        </w:rPr>
         <w:t>WeatherLink: PALENQUE PCIVILCHIAPAS 10.4 mm/24 h</w:t>
       </w:r>
     </w:p>
@@ -2007,6 +2299,18 @@
           <w:sz w:val="19"/>
         </w:rPr>
         <w:t>WeatherLink: Sinai 9.6 mm/24 h</w:t>
+      </w:r>
+    </w:p>
+    <w:p>
+      <w:pPr>
+        <w:pStyle w:val="ListBullet"/>
+      </w:pPr>
+      <w:r>
+        <w:rPr>
+          <w:rFonts w:ascii="Arial" w:hAnsi="Arial"/>
+          <w:sz w:val="19"/>
+        </w:rPr>
+        <w:t>WeatherLink: IXHUATAN PCIVILCHIAPAS 8.6 mm/24 h</w:t>
       </w:r>
     </w:p>
     <w:p>
@@ -2400,7 +2704,7 @@
           <w:rFonts w:ascii="Arial" w:hAnsi="Arial"/>
           <w:sz w:val="19"/>
         </w:rPr>
-        <w:t>El Porvenir–La Pasión: nivel 2.03 m · caudal 213.80 m³/s.</w:t>
+        <w:t>El Porvenir–La Pasión: nivel 2.01 m · caudal 210.74 m³/s.</w:t>
       </w:r>
     </w:p>
     <w:p>
@@ -2412,7 +2716,7 @@
           <w:rFonts w:ascii="Arial" w:hAnsi="Arial"/>
           <w:sz w:val="19"/>
         </w:rPr>
-        <w:t>El Tigre–Usumacinta: nivel 5.75 m · caudal 1008.61 m³/s.</w:t>
+        <w:t>El Tigre–Usumacinta: nivel 5.74 m · caudal 1004.26 m³/s.</w:t>
       </w:r>
     </w:p>
     <w:p>
@@ -2424,7 +2728,7 @@
           <w:rFonts w:ascii="Arial" w:hAnsi="Arial"/>
           <w:sz w:val="19"/>
         </w:rPr>
-        <w:t>Cadena de seguimiento en Tabasco: Boca del Cerro: 12.55 m · Δ24 h -0.05 m → Balancán: s/d → Emiliano Zapata: s/d → Jonuta: s/d → Centla/Tres Brazos: s/d.</w:t>
+        <w:t>Cadena de seguimiento en Tabasco: Boca del Cerro: 12.55 m · Δ24 h +0.05 m → Balancán: s/d → Emiliano Zapata: s/d → Jonuta: s/d → Centla/Tres Brazos: s/d.</w:t>
       </w:r>
     </w:p>
     <w:p>
@@ -2436,7 +2740,7 @@
           <w:rFonts w:ascii="Arial" w:hAnsi="Arial"/>
           <w:sz w:val="19"/>
         </w:rPr>
-        <w:t>Evolución El Tigre: Δ nivel +0.130 m en 18.0 h; tendencia incrementando.</w:t>
+        <w:t>Evolución El Tigre: Δ nivel -0.010 m en 6.0 h; tendencia estable.</w:t>
       </w:r>
     </w:p>
     <w:p>

--- a/data/analysis/Reportes/Archivo/Analisis_Hidrometeorologico_2026-09-07.docx
+++ b/data/analysis/Reportes/Archivo/Analisis_Hidrometeorologico_2026-09-07.docx
@@ -35,7 +35,7 @@
           <w:rFonts w:ascii="Arial" w:hAnsi="Arial"/>
           <w:sz w:val="19"/>
         </w:rPr>
-        <w:t>CORTE: 2026-09-07 19:48</w:t>
+        <w:t>CORTE: 2026-09-07 19:59</w:t>
       </w:r>
     </w:p>
     <w:p>
@@ -75,7 +75,7 @@
           <w:rFonts w:ascii="Arial" w:hAnsi="Arial"/>
           <w:sz w:val="19"/>
         </w:rPr>
-        <w:t>Al corte de las 19:48 h, la lectura debe mantenerse integrada y no por cuencas aisladas. La señal hidrométrica más reciente tiene como referencia principal el corte vigente de niveles y la lluvia observada/prevista sobre Guatemala, Chiapas y Tabasco. El mayor cambio de 24 h entre estaciones observadas es Gaviotas +0.22 m/24 h. La prioridad operativa es confirmar cualquier cambio de escenario con coincidencia de lluvia, saturación, niveles, caudales y operación de presas; el pronóstico por sí solo no constituye una creciente confirmada.</w:t>
+        <w:t>Al corte de las 19:59 h, la lectura debe mantenerse integrada y no por cuencas aisladas. La señal hidrométrica más reciente tiene como referencia principal el corte vigente de niveles y la lluvia observada/prevista sobre Guatemala, Chiapas y Tabasco. El mayor cambio de 24 h entre estaciones observadas es Gaviotas +0.22 m/24 h. La prioridad operativa es confirmar cualquier cambio de escenario con coincidencia de lluvia, saturación, niveles, caudales y operación de presas; el pronóstico por sí solo no constituye una creciente confirmada.</w:t>
       </w:r>
     </w:p>
     <w:p>
@@ -315,7 +315,7 @@
           <w:rFonts w:ascii="Arial" w:hAnsi="Arial"/>
           <w:sz w:val="19"/>
         </w:rPr>
-        <w:t>Boca del Cerro registra 12.55 m, con variación de 24 h +0.05 m. En la cuenca alta de Guatemala, El Tigre reporta 5.74 m y 1004.3 m³/s; El Porvenir/La Pasión 2.01 m y 210.7 m³/s. La secuencia de vigilancia se mantiene Guatemala → Boca del Cerro/Tenosique → Balancán → Emiliano Zapata → Jonuta → Centla. Pronóstico SMN para Usumacinta: 0-24 h: 5 a 25 mm; 24-48 h: 25 a 50 mm; 48-72 h: 25 a 50 mm; 72-96 h: 5 a 25 mm.</w:t>
+        <w:t>Boca del Cerro registra 12.55 m, con variación de 24 h +0.05 m. En la cuenca alta de Guatemala, El Tigre reporta 5.74 m y 1004.3 m³/s; El Porvenir/La Pasión 2.01 m y 210.7 m³/s. La secuencia de vigilancia se mantiene Guatemala → Lacantún → Boca del Cerro/Tenosique → Balancán → Emiliano Zapata → Jonuta → Centla. Pronóstico SMN para Usumacinta: 0-24 h: 5 a 25 mm; 24-48 h: 25 a 50 mm; 48-72 h: 25 a 50 mm; 72-96 h: 5 a 25 mm.</w:t>
       </w:r>
     </w:p>
     <w:tbl>
@@ -435,6 +435,53 @@
                 <w:b w:val="0"/>
                 <w:sz w:val="16"/>
               </w:rPr>
+              <w:t>Lacantún (BHG21, Ocosingo)</w:t>
+            </w:r>
+          </w:p>
+        </w:tc>
+        <w:tc>
+          <w:tcPr>
+            <w:tcW w:type="dxa" w:w="3504"/>
+          </w:tcPr>
+          <w:p>
+            <w:r>
+              <w:rPr>
+                <w:rFonts w:ascii="Arial" w:hAnsi="Arial"/>
+                <w:b w:val="0"/>
+                <w:sz w:val="16"/>
+              </w:rPr>
+              <w:t>138.33 m; 274.45 m³/s; lluvia 24 h 0.0 mm</w:t>
+            </w:r>
+          </w:p>
+        </w:tc>
+        <w:tc>
+          <w:tcPr>
+            <w:tcW w:type="dxa" w:w="3504"/>
+          </w:tcPr>
+          <w:p>
+            <w:r>
+              <w:rPr>
+                <w:rFonts w:ascii="Arial" w:hAnsi="Arial"/>
+                <w:b w:val="0"/>
+                <w:sz w:val="16"/>
+              </w:rPr>
+              <w:t>Aporte de cuenca alta antes de Boca del Cerro; valorar su tendencia junto con Guatemala y la respuesta posterior en Tenosique.</w:t>
+            </w:r>
+          </w:p>
+        </w:tc>
+      </w:tr>
+      <w:tr>
+        <w:tc>
+          <w:tcPr>
+            <w:tcW w:type="dxa" w:w="3504"/>
+          </w:tcPr>
+          <w:p>
+            <w:r>
+              <w:rPr>
+                <w:rFonts w:ascii="Arial" w:hAnsi="Arial"/>
+                <w:b w:val="0"/>
+                <w:sz w:val="16"/>
+              </w:rPr>
               <w:t>Boca del Cerro</w:t>
             </w:r>
           </w:p>
@@ -466,256 +513,6 @@
                 <w:sz w:val="16"/>
               </w:rPr>
               <w:t>Punto clave de confirmación para Tabasco.</w:t>
-            </w:r>
-          </w:p>
-        </w:tc>
-      </w:tr>
-    </w:tbl>
-    <w:p>
-      <w:r>
-        <w:rPr>
-          <w:rFonts w:ascii="Arial" w:hAnsi="Arial"/>
-          <w:b/>
-          <w:color w:val="1F4E79"/>
-          <w:sz w:val="21"/>
-        </w:rPr>
-        <w:t>Frontera Sur · Lacantún y cuencas altas</w:t>
-      </w:r>
-    </w:p>
-    <w:p>
-      <w:r>
-        <w:rPr>
-          <w:rFonts w:ascii="Arial" w:hAnsi="Arial"/>
-          <w:sz w:val="19"/>
-        </w:rPr>
-        <w:t>El boletín del Organismo de Cuenca Frontera Sur se usa como complemento de la cuenca alta; sus datos no sustituyen el corte local de CONAGUA Tabasco.</w:t>
-      </w:r>
-    </w:p>
-    <w:tbl>
-      <w:tblPr>
-        <w:tblStyle w:val="TableGrid"/>
-        <w:tblW w:type="auto" w:w="0"/>
-        <w:tblLook w:firstColumn="1" w:firstRow="1" w:lastColumn="0" w:lastRow="0" w:noHBand="0" w:noVBand="1" w:val="04A0"/>
-      </w:tblPr>
-      <w:tblGrid>
-        <w:gridCol w:w="1502"/>
-        <w:gridCol w:w="1502"/>
-        <w:gridCol w:w="1502"/>
-        <w:gridCol w:w="1502"/>
-        <w:gridCol w:w="1502"/>
-        <w:gridCol w:w="1502"/>
-        <w:gridCol w:w="1502"/>
-      </w:tblGrid>
-      <w:tr>
-        <w:tc>
-          <w:tcPr>
-            <w:tcW w:type="dxa" w:w="1502"/>
-          </w:tcPr>
-          <w:p>
-            <w:r>
-              <w:rPr>
-                <w:rFonts w:ascii="Arial" w:hAnsi="Arial"/>
-                <w:b/>
-                <w:sz w:val="16"/>
-              </w:rPr>
-              <w:t>Estación</w:t>
-            </w:r>
-          </w:p>
-        </w:tc>
-        <w:tc>
-          <w:tcPr>
-            <w:tcW w:type="dxa" w:w="1502"/>
-          </w:tcPr>
-          <w:p>
-            <w:r>
-              <w:rPr>
-                <w:rFonts w:ascii="Arial" w:hAnsi="Arial"/>
-                <w:b/>
-                <w:sz w:val="16"/>
-              </w:rPr>
-              <w:t>Nivel actual</w:t>
-            </w:r>
-          </w:p>
-        </w:tc>
-        <w:tc>
-          <w:tcPr>
-            <w:tcW w:type="dxa" w:w="1502"/>
-          </w:tcPr>
-          <w:p>
-            <w:r>
-              <w:rPr>
-                <w:rFonts w:ascii="Arial" w:hAnsi="Arial"/>
-                <w:b/>
-                <w:sz w:val="16"/>
-              </w:rPr>
-              <w:t>Gasto</w:t>
-            </w:r>
-          </w:p>
-        </w:tc>
-        <w:tc>
-          <w:tcPr>
-            <w:tcW w:type="dxa" w:w="1502"/>
-          </w:tcPr>
-          <w:p>
-            <w:r>
-              <w:rPr>
-                <w:rFonts w:ascii="Arial" w:hAnsi="Arial"/>
-                <w:b/>
-                <w:sz w:val="16"/>
-              </w:rPr>
-              <w:t>Lluvia 24 h</w:t>
-            </w:r>
-          </w:p>
-        </w:tc>
-        <w:tc>
-          <w:tcPr>
-            <w:tcW w:type="dxa" w:w="1502"/>
-          </w:tcPr>
-          <w:p>
-            <w:r>
-              <w:rPr>
-                <w:rFonts w:ascii="Arial" w:hAnsi="Arial"/>
-                <w:b/>
-                <w:sz w:val="16"/>
-              </w:rPr>
-              <w:t>Temp. máx.</w:t>
-            </w:r>
-          </w:p>
-        </w:tc>
-        <w:tc>
-          <w:tcPr>
-            <w:tcW w:type="dxa" w:w="1502"/>
-          </w:tcPr>
-          <w:p>
-            <w:r>
-              <w:rPr>
-                <w:rFonts w:ascii="Arial" w:hAnsi="Arial"/>
-                <w:b/>
-                <w:sz w:val="16"/>
-              </w:rPr>
-              <w:t>Temp. mín.</w:t>
-            </w:r>
-          </w:p>
-        </w:tc>
-        <w:tc>
-          <w:tcPr>
-            <w:tcW w:type="dxa" w:w="1502"/>
-          </w:tcPr>
-          <w:p>
-            <w:r>
-              <w:rPr>
-                <w:rFonts w:ascii="Arial" w:hAnsi="Arial"/>
-                <w:b/>
-                <w:sz w:val="16"/>
-              </w:rPr>
-              <w:t>Fuente</w:t>
-            </w:r>
-          </w:p>
-        </w:tc>
-      </w:tr>
-      <w:tr>
-        <w:tc>
-          <w:tcPr>
-            <w:tcW w:type="dxa" w:w="1502"/>
-          </w:tcPr>
-          <w:p>
-            <w:r>
-              <w:rPr>
-                <w:rFonts w:ascii="Arial" w:hAnsi="Arial"/>
-                <w:b w:val="0"/>
-                <w:sz w:val="16"/>
-              </w:rPr>
-              <w:t>Lacantún (BHG21, Ocosingo)</w:t>
-            </w:r>
-          </w:p>
-        </w:tc>
-        <w:tc>
-          <w:tcPr>
-            <w:tcW w:type="dxa" w:w="1502"/>
-          </w:tcPr>
-          <w:p>
-            <w:r>
-              <w:rPr>
-                <w:rFonts w:ascii="Arial" w:hAnsi="Arial"/>
-                <w:b w:val="0"/>
-                <w:sz w:val="16"/>
-              </w:rPr>
-              <w:t>138.33 m</w:t>
-            </w:r>
-          </w:p>
-        </w:tc>
-        <w:tc>
-          <w:tcPr>
-            <w:tcW w:type="dxa" w:w="1502"/>
-          </w:tcPr>
-          <w:p>
-            <w:r>
-              <w:rPr>
-                <w:rFonts w:ascii="Arial" w:hAnsi="Arial"/>
-                <w:b w:val="0"/>
-                <w:sz w:val="16"/>
-              </w:rPr>
-              <w:t>274.45 m³/s</w:t>
-            </w:r>
-          </w:p>
-        </w:tc>
-        <w:tc>
-          <w:tcPr>
-            <w:tcW w:type="dxa" w:w="1502"/>
-          </w:tcPr>
-          <w:p>
-            <w:r>
-              <w:rPr>
-                <w:rFonts w:ascii="Arial" w:hAnsi="Arial"/>
-                <w:b w:val="0"/>
-                <w:sz w:val="16"/>
-              </w:rPr>
-              <w:t>0.0 mm</w:t>
-            </w:r>
-          </w:p>
-        </w:tc>
-        <w:tc>
-          <w:tcPr>
-            <w:tcW w:type="dxa" w:w="1502"/>
-          </w:tcPr>
-          <w:p>
-            <w:r>
-              <w:rPr>
-                <w:rFonts w:ascii="Arial" w:hAnsi="Arial"/>
-                <w:b w:val="0"/>
-                <w:sz w:val="16"/>
-              </w:rPr>
-              <w:t>34.0 °C</w:t>
-            </w:r>
-          </w:p>
-        </w:tc>
-        <w:tc>
-          <w:tcPr>
-            <w:tcW w:type="dxa" w:w="1502"/>
-          </w:tcPr>
-          <w:p>
-            <w:r>
-              <w:rPr>
-                <w:rFonts w:ascii="Arial" w:hAnsi="Arial"/>
-                <w:b w:val="0"/>
-                <w:sz w:val="16"/>
-              </w:rPr>
-              <w:t>22.5 °C</w:t>
-            </w:r>
-          </w:p>
-        </w:tc>
-        <w:tc>
-          <w:tcPr>
-            <w:tcW w:type="dxa" w:w="1502"/>
-          </w:tcPr>
-          <w:p>
-            <w:r>
-              <w:rPr>
-                <w:rFonts w:ascii="Arial" w:hAnsi="Arial"/>
-                <w:b w:val="0"/>
-                <w:sz w:val="16"/>
-              </w:rPr>
-              <w:t>Frontera Sur / FUENTE1</w:t>
             </w:r>
           </w:p>
         </w:tc>
@@ -2156,7 +1953,7 @@
           <w:rFonts w:ascii="Arial" w:hAnsi="Arial"/>
           <w:sz w:val="19"/>
         </w:rPr>
-        <w:t>El diagnóstico integrado del corte de las 19:48 h se mantiene condicionado por la evolución conjunta de Guatemala–Usumacinta–Boca del Cerro, Ríos Serranos–Pichucalco–Grijalva bajo, la cascada de presas y Peñitas/cuenca libre–Mezcalapa–Samaria–Carrizal. Ningún componente debe interpretarse de manera aislada. La señal operativa debe escalar únicamente cuando coincidan magnitud, persistencia y respuesta observada.</w:t>
+        <w:t>El diagnóstico integrado del corte de las 19:59 h se mantiene condicionado por la evolución conjunta de Guatemala–Usumacinta–Boca del Cerro, Ríos Serranos–Pichucalco–Grijalva bajo, la cascada de presas y Peñitas/cuenca libre–Mezcalapa–Samaria–Carrizal. Ningún componente debe interpretarse de manera aislada. La señal operativa debe escalar únicamente cuando coincidan magnitud, persistencia y respuesta observada.</w:t>
       </w:r>
     </w:p>
     <w:p>
